--- a/dist/exports/kcet-three-dimensional-geometry_revision_notes.docx
+++ b/dist/exports/kcet-three-dimensional-geometry_revision_notes.docx
@@ -189,7 +189,7 @@
                 <w:color w:val="2D3748"/>
                 <w:sz w:val="19"/>
               </w:rPr>
-              <w:t>Kcet Three Dimensional Geometry - Core Application</w:t>
+              <w:t>Direction Cosines &amp; Equations of Lines in 3D</w:t>
             </w:r>
           </w:p>
         </w:tc>
@@ -209,7 +209,7 @@
               <w:rPr>
                 <w:sz w:val="19"/>
               </w:rPr>
-              <w:t>41 PYQs</w:t>
+              <w:t>23 PYQs</w:t>
             </w:r>
           </w:p>
         </w:tc>
@@ -230,7 +230,94 @@
                 <w:color w:val="718096"/>
                 <w:sz w:val="19"/>
               </w:rPr>
-              <w:t>General Concept</w:t>
+              <w:t>3D Lines</w:t>
+            </w:r>
+          </w:p>
+        </w:tc>
+      </w:tr>
+      <w:tr>
+        <w:tc>
+          <w:tcPr>
+            <w:tcW w:type="dxa" w:w="2160"/>
+            <w:shd w:fill="FFFFFF"/>
+            <w:tcMar>
+              <w:top w:w="80" w:type="dxa"/>
+              <w:bottom w:w="80" w:type="dxa"/>
+              <w:left w:w="150" w:type="dxa"/>
+              <w:right w:w="150" w:type="dxa"/>
+            </w:tcMar>
+          </w:tcPr>
+          <w:p>
+            <w:r>
+              <w:rPr>
+                <w:b/>
+                <w:color w:val="C53030"/>
+                <w:sz w:val="19"/>
+              </w:rPr>
+              <w:t>Very High</w:t>
+            </w:r>
+          </w:p>
+        </w:tc>
+        <w:tc>
+          <w:tcPr>
+            <w:tcW w:type="dxa" w:w="4320"/>
+            <w:shd w:fill="FFFFFF"/>
+            <w:tcMar>
+              <w:top w:w="80" w:type="dxa"/>
+              <w:bottom w:w="80" w:type="dxa"/>
+              <w:left w:w="150" w:type="dxa"/>
+              <w:right w:w="150" w:type="dxa"/>
+            </w:tcMar>
+          </w:tcPr>
+          <w:p>
+            <w:r>
+              <w:rPr>
+                <w:b/>
+                <w:color w:val="2D3748"/>
+                <w:sz w:val="19"/>
+              </w:rPr>
+              <w:t>Planes &amp; Line-Plane Intersections in 3D</w:t>
+            </w:r>
+          </w:p>
+        </w:tc>
+        <w:tc>
+          <w:tcPr>
+            <w:tcW w:type="dxa" w:w="1728"/>
+            <w:shd w:fill="FFFFFF"/>
+            <w:tcMar>
+              <w:top w:w="80" w:type="dxa"/>
+              <w:bottom w:w="80" w:type="dxa"/>
+              <w:left w:w="150" w:type="dxa"/>
+              <w:right w:w="150" w:type="dxa"/>
+            </w:tcMar>
+          </w:tcPr>
+          <w:p>
+            <w:r>
+              <w:rPr>
+                <w:sz w:val="19"/>
+              </w:rPr>
+              <w:t>19 PYQs</w:t>
+            </w:r>
+          </w:p>
+        </w:tc>
+        <w:tc>
+          <w:tcPr>
+            <w:tcW w:type="dxa" w:w="1872"/>
+            <w:shd w:fill="FFFFFF"/>
+            <w:tcMar>
+              <w:top w:w="80" w:type="dxa"/>
+              <w:bottom w:w="80" w:type="dxa"/>
+              <w:left w:w="150" w:type="dxa"/>
+              <w:right w:w="150" w:type="dxa"/>
+            </w:tcMar>
+          </w:tcPr>
+          <w:p>
+            <w:r>
+              <w:rPr>
+                <w:color w:val="718096"/>
+                <w:sz w:val="19"/>
+              </w:rPr>
+              <w:t>3D Planes</w:t>
             </w:r>
           </w:p>
         </w:tc>
@@ -311,6 +398,98 @@
           </w:p>
         </w:tc>
       </w:tr>
+      <w:tr>
+        <w:tc>
+          <w:tcPr>
+            <w:tcW w:type="dxa" w:w="3600"/>
+            <w:shd w:fill="F7FAFC"/>
+            <w:tcMar>
+              <w:top w:w="100" w:type="dxa"/>
+              <w:bottom w:w="100" w:type="dxa"/>
+              <w:left w:w="150" w:type="dxa"/>
+              <w:right w:w="150" w:type="dxa"/>
+            </w:tcMar>
+          </w:tcPr>
+          <w:p>
+            <w:r>
+              <w:rPr>
+                <w:b/>
+                <w:color w:val="1A365D"/>
+                <w:sz w:val="19"/>
+              </w:rPr>
+              <w:t>Direction Cosines &amp; Equations of Lines in 3D</w:t>
+            </w:r>
+          </w:p>
+        </w:tc>
+        <w:tc>
+          <w:tcPr>
+            <w:tcW w:type="dxa" w:w="6480"/>
+            <w:shd w:fill="F7FAFC"/>
+            <w:tcMar>
+              <w:top w:w="100" w:type="dxa"/>
+              <w:bottom w:w="100" w:type="dxa"/>
+              <w:left w:w="150" w:type="dxa"/>
+              <w:right w:w="150" w:type="dxa"/>
+            </w:tcMar>
+          </w:tcPr>
+          <w:p>
+            <w:r>
+              <w:rPr>
+                <w:rFonts w:ascii="Cambria Math" w:hAnsi="Cambria Math"/>
+                <w:color w:val="2D3748"/>
+                <w:sz w:val="19"/>
+              </w:rPr>
+              <w:t>l^2 + m^2 + n^2 = 1, \quad \frac{x - x_1}{a} = \frac{y - y_1}{b} = \frac{z - z_1}{c}, \quad d_{\text{skew}} = \frac{|(\vec{a}_2 - \vec{a}_1) \cdot (\vec{b}_1 \times \vec{b}_2)|}{|\vec{b}_1 \times \vec{b}_2|}</w:t>
+            </w:r>
+          </w:p>
+        </w:tc>
+      </w:tr>
+      <w:tr>
+        <w:tc>
+          <w:tcPr>
+            <w:tcW w:type="dxa" w:w="3600"/>
+            <w:shd w:fill="FFFFFF"/>
+            <w:tcMar>
+              <w:top w:w="100" w:type="dxa"/>
+              <w:bottom w:w="100" w:type="dxa"/>
+              <w:left w:w="150" w:type="dxa"/>
+              <w:right w:w="150" w:type="dxa"/>
+            </w:tcMar>
+          </w:tcPr>
+          <w:p>
+            <w:r>
+              <w:rPr>
+                <w:b/>
+                <w:color w:val="1A365D"/>
+                <w:sz w:val="19"/>
+              </w:rPr>
+              <w:t>Planes &amp; Line-Plane Intersections in 3D</w:t>
+            </w:r>
+          </w:p>
+        </w:tc>
+        <w:tc>
+          <w:tcPr>
+            <w:tcW w:type="dxa" w:w="6480"/>
+            <w:shd w:fill="FFFFFF"/>
+            <w:tcMar>
+              <w:top w:w="100" w:type="dxa"/>
+              <w:bottom w:w="100" w:type="dxa"/>
+              <w:left w:w="150" w:type="dxa"/>
+              <w:right w:w="150" w:type="dxa"/>
+            </w:tcMar>
+          </w:tcPr>
+          <w:p>
+            <w:r>
+              <w:rPr>
+                <w:rFonts w:ascii="Cambria Math" w:hAnsi="Cambria Math"/>
+                <w:color w:val="2D3748"/>
+                <w:sz w:val="19"/>
+              </w:rPr>
+              <w:t>a(x - x_1) + b(y - y_1) + c(z - z_1) = 0, \quad d = \frac{|ax_1 + by_1 + cz_1 + d|}{\sqrt{a^2 + b^2 + c^2}}, \quad \sin\theta = \frac{|\vec{b} \cdot \vec{n}|}{|\vec{b}||\vec{n}|}</w:t>
+            </w:r>
+          </w:p>
+        </w:tc>
+      </w:tr>
     </w:tbl>
     <w:p>
       <w:pPr>
@@ -338,7 +517,7 @@
           <w:color w:val="2B6CB0"/>
           <w:sz w:val="24"/>
         </w:rPr>
-        <w:t>3.1 Kcet Three Dimensional Geometry - Core Application (Very High Yield — 41 PYQs)</w:t>
+        <w:t>3.1 Direction Cosines &amp; Equations of Lines in 3D (Very High Yield — 23 PYQs)</w:t>
       </w:r>
     </w:p>
     <w:p>
@@ -353,7 +532,7 @@
         <w:rPr>
           <w:sz w:val="20"/>
         </w:rPr>
-        <w:t>Key problem pattern in Kcet Three Dimensional Geometry.</w:t>
+        <w:t>Direction cosines (l, m, n), line passing through two points, and shortest distance formula between skew lines.</w:t>
       </w:r>
     </w:p>
     <w:tbl>
@@ -391,7 +570,7 @@
                 <w:color w:val="2D3748"/>
                 <w:sz w:val="19"/>
               </w:rPr>
-              <w:t>Watch for algebraic and sign errors.</w:t>
+              <w:t>Direction ratios (a, b, c) can be any proportional numbers, but direction cosines (l, m, n) MUST satisfy l^2 + m^2 + n^2 = 1.</w:t>
             </w:r>
           </w:p>
         </w:tc>
@@ -432,7 +611,215 @@
                 <w:color w:val="2D3748"/>
                 <w:sz w:val="19"/>
               </w:rPr>
-              <w:t>Verify dimensions and boundary conditions.</w:t>
+              <w:t>Two lines in 3D intersect (are coplanar) if and only if the shortest distance between them is ZERO: (vec(a)_2 - vec(a)_1) · (vec(b)_1 × vec(b)_2) = 0.</w:t>
+            </w:r>
+          </w:p>
+        </w:tc>
+      </w:tr>
+    </w:tbl>
+    <w:p>
+      <w:pPr>
+        <w:spacing w:before="120" w:after="40"/>
+      </w:pPr>
+      <w:r>
+        <w:rPr>
+          <w:b/>
+          <w:color w:val="1A365D"/>
+          <w:sz w:val="19"/>
+        </w:rPr>
+        <w:t>Source PYQs testing this concept:</w:t>
+      </w:r>
+    </w:p>
+    <w:p>
+      <w:pPr>
+        <w:pStyle w:val="ListBullet"/>
+        <w:spacing w:after="40"/>
+      </w:pPr>
+      <w:r>
+        <w:rPr>
+          <w:b/>
+          <w:sz w:val="18"/>
+        </w:rPr>
+        <w:t xml:space="preserve">[2026 Shift] Q#2 (MCQ): </w:t>
+      </w:r>
+      <w:r>
+        <w:rPr>
+          <w:sz w:val="18"/>
+        </w:rPr>
+        <w:t xml:space="preserve">"The measure of the angle between the lines x=k+1,y=2k-1,z=2k+3,k ∈ ℝ and (x-1 / 2)=(y-2 / 1)=(z-3 / 1) is..."  </w:t>
+      </w:r>
+      <w:r>
+        <w:rPr>
+          <w:b/>
+          <w:color w:val="2B6CB0"/>
+          <w:sz w:val="18"/>
+        </w:rPr>
+        <w:t>[Ans: B]</w:t>
+      </w:r>
+    </w:p>
+    <w:p>
+      <w:pPr>
+        <w:pStyle w:val="ListBullet"/>
+        <w:spacing w:after="40"/>
+      </w:pPr>
+      <w:r>
+        <w:rPr>
+          <w:b/>
+          <w:sz w:val="18"/>
+        </w:rPr>
+        <w:t xml:space="preserve">[2026 Shift] Q#3 (MCQ): </w:t>
+      </w:r>
+      <w:r>
+        <w:rPr>
+          <w:sz w:val="18"/>
+        </w:rPr>
+        <w:t xml:space="preserve">"The angle between the lines whose direction ratios are a,b,c and b-c,c-a,a-b is..."  </w:t>
+      </w:r>
+      <w:r>
+        <w:rPr>
+          <w:b/>
+          <w:color w:val="2B6CB0"/>
+          <w:sz w:val="18"/>
+        </w:rPr>
+        <w:t>[Ans: N/A]</w:t>
+      </w:r>
+    </w:p>
+    <w:p>
+      <w:pPr>
+        <w:pStyle w:val="ListBullet"/>
+        <w:spacing w:after="40"/>
+      </w:pPr>
+      <w:r>
+        <w:rPr>
+          <w:b/>
+          <w:sz w:val="18"/>
+        </w:rPr>
+        <w:t xml:space="preserve">[2025 Shift] Q#2 (MCQ): </w:t>
+      </w:r>
+      <w:r>
+        <w:rPr>
+          <w:sz w:val="18"/>
+        </w:rPr>
+        <w:t xml:space="preserve">"The distance of the point P(-3,4,5) from yz plane is..."  </w:t>
+      </w:r>
+      <w:r>
+        <w:rPr>
+          <w:b/>
+          <w:color w:val="2B6CB0"/>
+          <w:sz w:val="18"/>
+        </w:rPr>
+        <w:t>[Ans: N/A]</w:t>
+      </w:r>
+    </w:p>
+    <w:p>
+      <w:pPr>
+        <w:spacing w:after="120"/>
+      </w:pPr>
+    </w:p>
+    <w:p>
+      <w:pPr>
+        <w:pStyle w:val="Heading2"/>
+      </w:pPr>
+      <w:r>
+        <w:rPr>
+          <w:color w:val="2B6CB0"/>
+          <w:sz w:val="24"/>
+        </w:rPr>
+        <w:t>3.2 Planes &amp; Line-Plane Intersections in 3D (Very High Yield — 19 PYQs)</w:t>
+      </w:r>
+    </w:p>
+    <w:p>
+      <w:r>
+        <w:rPr>
+          <w:b/>
+          <w:sz w:val="20"/>
+        </w:rPr>
+        <w:t xml:space="preserve">Core Principle: </w:t>
+      </w:r>
+      <w:r>
+        <w:rPr>
+          <w:sz w:val="20"/>
+        </w:rPr>
+        <w:t>Normal vector to a plane, perpendicular distance from point to plane, and angle between a line and plane (uses sinθ).</w:t>
+      </w:r>
+    </w:p>
+    <w:tbl>
+      <w:tblPr>
+        <w:tblW w:type="auto" w:w="0"/>
+        <w:jc w:val="center"/>
+        <w:tblLook w:firstColumn="1" w:firstRow="1" w:lastColumn="0" w:lastRow="0" w:noHBand="0" w:noVBand="1" w:val="04A0"/>
+      </w:tblPr>
+      <w:tblGrid>
+        <w:gridCol w:w="10080"/>
+      </w:tblGrid>
+      <w:tr>
+        <w:tc>
+          <w:tcPr>
+            <w:tcW w:type="dxa" w:w="10080"/>
+            <w:shd w:fill="FFF5F5"/>
+            <w:tcMar>
+              <w:top w:w="100" w:type="dxa"/>
+              <w:bottom w:w="100" w:type="dxa"/>
+              <w:left w:w="150" w:type="dxa"/>
+              <w:right w:w="150" w:type="dxa"/>
+            </w:tcMar>
+          </w:tcPr>
+          <w:p>
+            <w:r>
+              <w:rPr>
+                <w:b/>
+                <w:color w:val="C53030"/>
+                <w:sz w:val="19"/>
+              </w:rPr>
+              <w:t xml:space="preserve">⚠️ Common Trap / JEE Pitfall: </w:t>
+            </w:r>
+            <w:r>
+              <w:rPr>
+                <w:color w:val="2D3748"/>
+                <w:sz w:val="19"/>
+              </w:rPr>
+              <w:t>Angle between a LINE (vector vec(b)) and a PLANE (normal vec(n)) is computed with SINE (sinθ = \frac|vec(b) · vec(n)||vec(b)||vec(n)|), NOT cosine!</w:t>
+            </w:r>
+          </w:p>
+        </w:tc>
+      </w:tr>
+    </w:tbl>
+    <w:tbl>
+      <w:tblPr>
+        <w:tblW w:type="auto" w:w="0"/>
+        <w:jc w:val="center"/>
+        <w:tblLook w:firstColumn="1" w:firstRow="1" w:lastColumn="0" w:lastRow="0" w:noHBand="0" w:noVBand="1" w:val="04A0"/>
+      </w:tblPr>
+      <w:tblGrid>
+        <w:gridCol w:w="10080"/>
+      </w:tblGrid>
+      <w:tr>
+        <w:tc>
+          <w:tcPr>
+            <w:tcW w:type="dxa" w:w="10080"/>
+            <w:shd w:fill="F0FFF4"/>
+            <w:tcMar>
+              <w:top w:w="100" w:type="dxa"/>
+              <w:bottom w:w="100" w:type="dxa"/>
+              <w:left w:w="150" w:type="dxa"/>
+              <w:right w:w="150" w:type="dxa"/>
+            </w:tcMar>
+          </w:tcPr>
+          <w:p>
+            <w:r>
+              <w:rPr>
+                <w:b/>
+                <w:color w:val="276749"/>
+                <w:sz w:val="19"/>
+              </w:rPr>
+              <w:t xml:space="preserve">💡 Speed Hack / Trick: </w:t>
+            </w:r>
+            <w:r>
+              <w:rPr>
+                <w:color w:val="2D3748"/>
+                <w:sz w:val="19"/>
+              </w:rPr>
+              <w:t>A line is parallel to a plane if and only if it is perpendicular to the plane's normal: vec(b) · vec(n) = 0.</w:t>
             </w:r>
           </w:p>
         </w:tc>
@@ -488,13 +875,13 @@
           <w:b/>
           <w:sz w:val="18"/>
         </w:rPr>
-        <w:t xml:space="preserve">[2026 Shift] Q#2 (MCQ): </w:t>
+        <w:t xml:space="preserve">[2025 Shift] Q#1 (MCQ): </w:t>
       </w:r>
       <w:r>
         <w:rPr>
           <w:sz w:val="18"/>
         </w:rPr>
-        <w:t xml:space="preserve">"The measure of the angle between the lines x=k+1,y=2k-1,z=2k+3,k ∈ ℝ and (x-1 / 2)=(y-2 / 1)=(z-3 / 1) is..."  </w:t>
+        <w:t xml:space="preserve">"The equation of the line through the point (0,1,2) and perpendicular to the line (x-1 / 2)=(y+1 / 3)=(z-1 / -2) is..."  </w:t>
       </w:r>
       <w:r>
         <w:rPr>
@@ -502,7 +889,7 @@
           <w:color w:val="2B6CB0"/>
           <w:sz w:val="18"/>
         </w:rPr>
-        <w:t>[Ans: B]</w:t>
+        <w:t>[Ans: N/A]</w:t>
       </w:r>
     </w:p>
     <w:p>
@@ -515,13 +902,13 @@
           <w:b/>
           <w:sz w:val="18"/>
         </w:rPr>
-        <w:t xml:space="preserve">[2026 Shift] Q#3 (MCQ): </w:t>
+        <w:t xml:space="preserve">[2024 Shift] Q#1 (MCQ): </w:t>
       </w:r>
       <w:r>
         <w:rPr>
           <w:sz w:val="18"/>
         </w:rPr>
-        <w:t xml:space="preserve">"The angle between the lines whose direction ratios are a,b,c and b-c,c-a,a-b is..."  </w:t>
+        <w:t xml:space="preserve">"The sine of the angle between the straight line (x-2 / 3)=(y-3 / 4)=(4-z / -5) are the plane 2x-2y+z=5 is..."  </w:t>
       </w:r>
       <w:r>
         <w:rPr>
@@ -662,6 +1049,129 @@
               <w:t>Solution Analysis:</w:t>
               <w:br/>
               <w:t>Since the triangle is right-angled at B , the two sides meeting at B must be perpendicular. So, vectors vec(BA) and vec(BC) must satisfy vec(BA) · vec(BC)=0 Now, A(2,4,3),B(4,a,9),C(10,-1,7) So, vec(BA)=A-B vec(BA)=(2-4,4-a,3-9) vec(BA)=(-2,4-a,-6) Also, vec(BC)=C-B vec(BC)=(10-4,-1-a,7-9) vec(BC)=(6,-1-a,-2) Since they are perpendicular, (-2)(6)+(4-a)(-1-a)+(-6)(-2)=0 -12+(4-a)(-1-a)+12=0 (4-a)(-1-a)=0 So, 4-a=0or-1-a=0 Hence, a=4ora=-1 So the correct option is Option B-1or4</w:t>
+            </w:r>
+          </w:p>
+        </w:tc>
+      </w:tr>
+    </w:tbl>
+    <w:p>
+      <w:pPr>
+        <w:spacing w:after="120"/>
+      </w:pPr>
+    </w:p>
+    <w:p>
+      <w:pPr>
+        <w:spacing w:before="160" w:after="40"/>
+      </w:pPr>
+      <w:r>
+        <w:rPr>
+          <w:b/>
+          <w:color w:val="1A365D"/>
+          <w:sz w:val="22"/>
+        </w:rPr>
+        <w:t>Benchmark Problem 2: KCET 2026 (Q#2)</w:t>
+      </w:r>
+    </w:p>
+    <w:p>
+      <w:pPr>
+        <w:spacing w:after="80"/>
+      </w:pPr>
+      <w:r>
+        <w:rPr>
+          <w:sz w:val="20"/>
+        </w:rPr>
+        <w:t>The measure of the angle between the lines x=k+1,y=2k-1,z=2k+3,k ∈ ℝ and (x-1 / 2)=(y-2 / 1)=(z-3 / 1) is</w:t>
+      </w:r>
+    </w:p>
+    <w:p>
+      <w:pPr>
+        <w:pStyle w:val="ListBullet"/>
+        <w:spacing w:after="20"/>
+      </w:pPr>
+      <w:r>
+        <w:rPr>
+          <w:sz w:val="19"/>
+        </w:rPr>
+        <w:t>(A) cos^-1((2 / 3))</w:t>
+      </w:r>
+    </w:p>
+    <w:p>
+      <w:pPr>
+        <w:pStyle w:val="ListBullet"/>
+        <w:spacing w:after="20"/>
+      </w:pPr>
+      <w:r>
+        <w:rPr>
+          <w:b/>
+          <w:color w:val="276749"/>
+          <w:sz w:val="19"/>
+        </w:rPr>
+        <w:t>(B) cos^-1(√((2 / 3)))</w:t>
+      </w:r>
+    </w:p>
+    <w:p>
+      <w:pPr>
+        <w:pStyle w:val="ListBullet"/>
+        <w:spacing w:after="20"/>
+      </w:pPr>
+      <w:r>
+        <w:rPr>
+          <w:sz w:val="19"/>
+        </w:rPr>
+        <w:t>(C) cos^-1(√((3 / 2)))</w:t>
+      </w:r>
+    </w:p>
+    <w:p>
+      <w:pPr>
+        <w:pStyle w:val="ListBullet"/>
+        <w:spacing w:after="20"/>
+      </w:pPr>
+      <w:r>
+        <w:rPr>
+          <w:sz w:val="19"/>
+        </w:rPr>
+        <w:t>(D) cos^-1((3 / 2))</w:t>
+      </w:r>
+    </w:p>
+    <w:tbl>
+      <w:tblPr>
+        <w:tblW w:type="auto" w:w="0"/>
+        <w:jc w:val="center"/>
+        <w:tblLook w:firstColumn="1" w:firstRow="1" w:lastColumn="0" w:lastRow="0" w:noHBand="0" w:noVBand="1" w:val="04A0"/>
+      </w:tblPr>
+      <w:tblGrid>
+        <w:gridCol w:w="10080"/>
+      </w:tblGrid>
+      <w:tr>
+        <w:tc>
+          <w:tcPr>
+            <w:tcW w:type="dxa" w:w="10080"/>
+            <w:shd w:fill="F7FAFC"/>
+            <w:tcMar>
+              <w:top w:w="100" w:type="dxa"/>
+              <w:bottom w:w="100" w:type="dxa"/>
+              <w:left w:w="150" w:type="dxa"/>
+              <w:right w:w="150" w:type="dxa"/>
+            </w:tcMar>
+          </w:tcPr>
+          <w:p>
+            <w:r>
+              <w:rPr>
+                <w:b/>
+                <w:color w:val="1A365D"/>
+                <w:sz w:val="19"/>
+              </w:rPr>
+              <w:t>Correct Answer: B</w:t>
+              <w:br/>
+            </w:r>
+            <w:r>
+              <w:rPr>
+                <w:color w:val="2D3748"/>
+                <w:sz w:val="18"/>
+              </w:rPr>
+              <w:t>Solution Analysis:</w:t>
+              <w:br/>
+              <w:t>For the first line, x=k+1,y=2k-1,z=2k+3 The direction ratios are the coefficients of k . So, direction ratios of the first line are 1,2,2 For the second line, (x-1 / 2)=(y-2 / 1)=(z-3 / 1) The direction ratios are 2,1,1 The angle θ between two lines with direction ratios (a_(1),b_(1),c_(1)) and (a_(2),b_(2),c_(2)) is given by cosθ=\frac|a_(1)a_(2)+b_(1)b_(2)+c_(1)c_(2)|√(a_(1)^2+b_1)^2+c_(1)^2√(a_(2)^2+b_2)^2+c_(2)^2 Here, cosθ=\frac|1 · 2+2 · 1+2 · 1|√(1^2)+2^2+2^2√(2^2)+1^2+1^2 cosθ=\frac6√(9)√(6) cosθ=\frac63√(6) cosθ=\frac2√(6) cosθ=√((2 / 3)) So, θ=cos^-1(√((2 / 3))) Hence, the correct option is Option B .</w:t>
             </w:r>
           </w:p>
         </w:tc>

--- a/dist/exports/kcet-three-dimensional-geometry_revision_notes.docx
+++ b/dist/exports/kcet-three-dimensional-geometry_revision_notes.docx
@@ -13,7 +13,7 @@
           <w:color w:val="1A365D"/>
           <w:sz w:val="44"/>
         </w:rPr>
-        <w:t>JEE MAIN REVISION MASTER: THREE DIMENSIONAL GEOMETRY 2026 3 QUESTIONS 5% WEIGHTAGE</w:t>
+        <w:t>JEE MAIN REVISION MASTER: THREE DIMENSIONAL GEOMETRY</w:t>
       </w:r>
     </w:p>
     <w:p>
@@ -189,7 +189,7 @@
                 <w:color w:val="2D3748"/>
                 <w:sz w:val="19"/>
               </w:rPr>
-              <w:t>Direction Cosines &amp; Equations of Lines in 3D</w:t>
+              <w:t>Planes &amp; Line-Plane Intersections in 3D</w:t>
             </w:r>
           </w:p>
         </w:tc>
@@ -209,7 +209,7 @@
               <w:rPr>
                 <w:sz w:val="19"/>
               </w:rPr>
-              <w:t>23 PYQs</w:t>
+              <w:t>24 PYQs</w:t>
             </w:r>
           </w:p>
         </w:tc>
@@ -230,7 +230,7 @@
                 <w:color w:val="718096"/>
                 <w:sz w:val="19"/>
               </w:rPr>
-              <w:t>3D Lines</w:t>
+              <w:t>3D Planes</w:t>
             </w:r>
           </w:p>
         </w:tc>
@@ -276,7 +276,7 @@
                 <w:color w:val="2D3748"/>
                 <w:sz w:val="19"/>
               </w:rPr>
-              <w:t>Planes &amp; Line-Plane Intersections in 3D</w:t>
+              <w:t>Direction Cosines &amp; Equations of Lines in 3D</w:t>
             </w:r>
           </w:p>
         </w:tc>
@@ -296,7 +296,7 @@
               <w:rPr>
                 <w:sz w:val="19"/>
               </w:rPr>
-              <w:t>19 PYQs</w:t>
+              <w:t>18 PYQs</w:t>
             </w:r>
           </w:p>
         </w:tc>
@@ -317,7 +317,7 @@
                 <w:color w:val="718096"/>
                 <w:sz w:val="19"/>
               </w:rPr>
-              <w:t>3D Planes</w:t>
+              <w:t>3D Lines</w:t>
             </w:r>
           </w:p>
         </w:tc>
@@ -417,7 +417,7 @@
                 <w:color w:val="1A365D"/>
                 <w:sz w:val="19"/>
               </w:rPr>
-              <w:t>Direction Cosines &amp; Equations of Lines in 3D</w:t>
+              <w:t>Planes &amp; Line-Plane Intersections in 3D</w:t>
             </w:r>
           </w:p>
         </w:tc>
@@ -439,7 +439,7 @@
                 <w:color w:val="2D3748"/>
                 <w:sz w:val="19"/>
               </w:rPr>
-              <w:t>l^2 + m^2 + n^2 = 1, \quad \frac{x - x_1}{a} = \frac{y - y_1}{b} = \frac{z - z_1}{c}, \quad d_{\text{skew}} = \frac{|(\vec{a}_2 - \vec{a}_1) \cdot (\vec{b}_1 \times \vec{b}_2)|}{|\vec{b}_1 \times \vec{b}_2|}</w:t>
+              <w:t>a(x - x_1) + b(y - y_1) + c(z - z_1) = 0, \quad d = \frac{|ax_1 + by_1 + cz_1 + d|}{\sqrt{a^2 + b^2 + c^2}}, \quad \sin\theta = \frac{|\vec{b} \cdot \vec{n}|}{|\vec{b}||\vec{n}|}</w:t>
             </w:r>
           </w:p>
         </w:tc>
@@ -463,7 +463,7 @@
                 <w:color w:val="1A365D"/>
                 <w:sz w:val="19"/>
               </w:rPr>
-              <w:t>Planes &amp; Line-Plane Intersections in 3D</w:t>
+              <w:t>Direction Cosines &amp; Equations of Lines in 3D</w:t>
             </w:r>
           </w:p>
         </w:tc>
@@ -485,7 +485,7 @@
                 <w:color w:val="2D3748"/>
                 <w:sz w:val="19"/>
               </w:rPr>
-              <w:t>a(x - x_1) + b(y - y_1) + c(z - z_1) = 0, \quad d = \frac{|ax_1 + by_1 + cz_1 + d|}{\sqrt{a^2 + b^2 + c^2}}, \quad \sin\theta = \frac{|\vec{b} \cdot \vec{n}|}{|\vec{b}||\vec{n}|}</w:t>
+              <w:t>l^2 + m^2 + n^2 = 1, \quad \frac{x - x_1}{a} = \frac{y - y_1}{b} = \frac{z - z_1}{c}, \quad d_{\text{skew}} = \frac{|(\vec{a}_2 - \vec{a}_1) \cdot (\vec{b}_1 \times \vec{b}_2)|}{|\vec{b}_1 \times \vec{b}_2|}</w:t>
             </w:r>
           </w:p>
         </w:tc>
@@ -517,7 +517,215 @@
           <w:color w:val="2B6CB0"/>
           <w:sz w:val="24"/>
         </w:rPr>
-        <w:t>3.1 Direction Cosines &amp; Equations of Lines in 3D (Very High Yield — 23 PYQs)</w:t>
+        <w:t>3.1 Planes &amp; Line-Plane Intersections in 3D (Very High Yield — 24 PYQs)</w:t>
+      </w:r>
+    </w:p>
+    <w:p>
+      <w:r>
+        <w:rPr>
+          <w:b/>
+          <w:sz w:val="20"/>
+        </w:rPr>
+        <w:t xml:space="preserve">Core Principle: </w:t>
+      </w:r>
+      <w:r>
+        <w:rPr>
+          <w:sz w:val="20"/>
+        </w:rPr>
+        <w:t>Normal vector to a plane, perpendicular distance from point to plane, and angle between a line and plane (uses sinθ).</w:t>
+      </w:r>
+    </w:p>
+    <w:tbl>
+      <w:tblPr>
+        <w:tblW w:type="auto" w:w="0"/>
+        <w:jc w:val="center"/>
+        <w:tblLook w:firstColumn="1" w:firstRow="1" w:lastColumn="0" w:lastRow="0" w:noHBand="0" w:noVBand="1" w:val="04A0"/>
+      </w:tblPr>
+      <w:tblGrid>
+        <w:gridCol w:w="10080"/>
+      </w:tblGrid>
+      <w:tr>
+        <w:tc>
+          <w:tcPr>
+            <w:tcW w:type="dxa" w:w="10080"/>
+            <w:shd w:fill="FFF5F5"/>
+            <w:tcMar>
+              <w:top w:w="100" w:type="dxa"/>
+              <w:bottom w:w="100" w:type="dxa"/>
+              <w:left w:w="150" w:type="dxa"/>
+              <w:right w:w="150" w:type="dxa"/>
+            </w:tcMar>
+          </w:tcPr>
+          <w:p>
+            <w:r>
+              <w:rPr>
+                <w:b/>
+                <w:color w:val="C53030"/>
+                <w:sz w:val="19"/>
+              </w:rPr>
+              <w:t xml:space="preserve">⚠️ Common Trap / JEE Pitfall: </w:t>
+            </w:r>
+            <w:r>
+              <w:rPr>
+                <w:color w:val="2D3748"/>
+                <w:sz w:val="19"/>
+              </w:rPr>
+              <w:t>Angle between a LINE (vector vec(b)) and a PLANE (normal vec(n)) is computed with SINE (sinθ = \frac|vec(b) · vec(n)||vec(b)||vec(n)|), NOT cosine!</w:t>
+            </w:r>
+          </w:p>
+        </w:tc>
+      </w:tr>
+    </w:tbl>
+    <w:tbl>
+      <w:tblPr>
+        <w:tblW w:type="auto" w:w="0"/>
+        <w:jc w:val="center"/>
+        <w:tblLook w:firstColumn="1" w:firstRow="1" w:lastColumn="0" w:lastRow="0" w:noHBand="0" w:noVBand="1" w:val="04A0"/>
+      </w:tblPr>
+      <w:tblGrid>
+        <w:gridCol w:w="10080"/>
+      </w:tblGrid>
+      <w:tr>
+        <w:tc>
+          <w:tcPr>
+            <w:tcW w:type="dxa" w:w="10080"/>
+            <w:shd w:fill="F0FFF4"/>
+            <w:tcMar>
+              <w:top w:w="100" w:type="dxa"/>
+              <w:bottom w:w="100" w:type="dxa"/>
+              <w:left w:w="150" w:type="dxa"/>
+              <w:right w:w="150" w:type="dxa"/>
+            </w:tcMar>
+          </w:tcPr>
+          <w:p>
+            <w:r>
+              <w:rPr>
+                <w:b/>
+                <w:color w:val="276749"/>
+                <w:sz w:val="19"/>
+              </w:rPr>
+              <w:t xml:space="preserve">💡 Speed Hack / Trick: </w:t>
+            </w:r>
+            <w:r>
+              <w:rPr>
+                <w:color w:val="2D3748"/>
+                <w:sz w:val="19"/>
+              </w:rPr>
+              <w:t>A line is parallel to a plane if and only if it is perpendicular to the plane's normal: vec(b) · vec(n) = 0.</w:t>
+            </w:r>
+          </w:p>
+        </w:tc>
+      </w:tr>
+    </w:tbl>
+    <w:p>
+      <w:pPr>
+        <w:spacing w:before="120" w:after="40"/>
+      </w:pPr>
+      <w:r>
+        <w:rPr>
+          <w:b/>
+          <w:color w:val="1A365D"/>
+          <w:sz w:val="19"/>
+        </w:rPr>
+        <w:t>Source PYQs testing this concept:</w:t>
+      </w:r>
+    </w:p>
+    <w:p>
+      <w:pPr>
+        <w:pStyle w:val="ListBullet"/>
+        <w:spacing w:after="40"/>
+      </w:pPr>
+      <w:r>
+        <w:rPr>
+          <w:b/>
+          <w:sz w:val="18"/>
+        </w:rPr>
+        <w:t xml:space="preserve">[2025 Shift] Q#1 (MCQ): </w:t>
+      </w:r>
+      <w:r>
+        <w:rPr>
+          <w:sz w:val="18"/>
+        </w:rPr>
+        <w:t xml:space="preserve">"The equation of the line through the point (0,1,2) and perpendicular to the line (x-1 / 2)=(y+1 / 3)=(z-1 / -2) is..."  </w:t>
+      </w:r>
+      <w:r>
+        <w:rPr>
+          <w:b/>
+          <w:color w:val="2B6CB0"/>
+          <w:sz w:val="18"/>
+        </w:rPr>
+        <w:t>[Ans: N/A]</w:t>
+      </w:r>
+    </w:p>
+    <w:p>
+      <w:pPr>
+        <w:pStyle w:val="ListBullet"/>
+        <w:spacing w:after="40"/>
+      </w:pPr>
+      <w:r>
+        <w:rPr>
+          <w:b/>
+          <w:sz w:val="18"/>
+        </w:rPr>
+        <w:t xml:space="preserve">[2025 Shift] Q#2 (MCQ): </w:t>
+      </w:r>
+      <w:r>
+        <w:rPr>
+          <w:sz w:val="18"/>
+        </w:rPr>
+        <w:t xml:space="preserve">"The distance of the point P(-3,4,5) from yz plane is..."  </w:t>
+      </w:r>
+      <w:r>
+        <w:rPr>
+          <w:b/>
+          <w:color w:val="2B6CB0"/>
+          <w:sz w:val="18"/>
+        </w:rPr>
+        <w:t>[Ans: N/A]</w:t>
+      </w:r>
+    </w:p>
+    <w:p>
+      <w:pPr>
+        <w:pStyle w:val="ListBullet"/>
+        <w:spacing w:after="40"/>
+      </w:pPr>
+      <w:r>
+        <w:rPr>
+          <w:b/>
+          <w:sz w:val="18"/>
+        </w:rPr>
+        <w:t xml:space="preserve">[2024 Shift] Q#1 (MCQ): </w:t>
+      </w:r>
+      <w:r>
+        <w:rPr>
+          <w:sz w:val="18"/>
+        </w:rPr>
+        <w:t xml:space="preserve">"The sine of the angle between the straight line (x-2 / 3)=(y-3 / 4)=(4-z / -5) are the plane 2x-2y+z=5 is..."  </w:t>
+      </w:r>
+      <w:r>
+        <w:rPr>
+          <w:b/>
+          <w:color w:val="2B6CB0"/>
+          <w:sz w:val="18"/>
+        </w:rPr>
+        <w:t>[Ans: N/A]</w:t>
+      </w:r>
+    </w:p>
+    <w:p>
+      <w:pPr>
+        <w:spacing w:after="120"/>
+      </w:pPr>
+    </w:p>
+    <w:p>
+      <w:pPr>
+        <w:pStyle w:val="Heading2"/>
+      </w:pPr>
+      <w:r>
+        <w:rPr>
+          <w:color w:val="2B6CB0"/>
+          <w:sz w:val="24"/>
+        </w:rPr>
+        <w:t>3.2 Direction Cosines &amp; Equations of Lines in 3D (Very High Yield — 18 PYQs)</w:t>
       </w:r>
     </w:p>
     <w:p>
@@ -640,6 +848,33 @@
           <w:b/>
           <w:sz w:val="18"/>
         </w:rPr>
+        <w:t xml:space="preserve">[2026 Shift] Q#1 (MCQ): </w:t>
+      </w:r>
+      <w:r>
+        <w:rPr>
+          <w:sz w:val="18"/>
+        </w:rPr>
+        <w:t xml:space="preserve">"The three points A(2,4,3),B(4,a,9) and C(10,-1,7) form a right-angled triangle with \angleB=90° , then the value of "a" is..."  </w:t>
+      </w:r>
+      <w:r>
+        <w:rPr>
+          <w:b/>
+          <w:color w:val="2B6CB0"/>
+          <w:sz w:val="18"/>
+        </w:rPr>
+        <w:t>[Ans: B]</w:t>
+      </w:r>
+    </w:p>
+    <w:p>
+      <w:pPr>
+        <w:pStyle w:val="ListBullet"/>
+        <w:spacing w:after="40"/>
+      </w:pPr>
+      <w:r>
+        <w:rPr>
+          <w:b/>
+          <w:sz w:val="18"/>
+        </w:rPr>
         <w:t xml:space="preserve">[2026 Shift] Q#2 (MCQ): </w:t>
       </w:r>
       <w:r>
@@ -674,241 +909,6 @@
           <w:sz w:val="18"/>
         </w:rPr>
         <w:t xml:space="preserve">"The angle between the lines whose direction ratios are a,b,c and b-c,c-a,a-b is..."  </w:t>
-      </w:r>
-      <w:r>
-        <w:rPr>
-          <w:b/>
-          <w:color w:val="2B6CB0"/>
-          <w:sz w:val="18"/>
-        </w:rPr>
-        <w:t>[Ans: N/A]</w:t>
-      </w:r>
-    </w:p>
-    <w:p>
-      <w:pPr>
-        <w:pStyle w:val="ListBullet"/>
-        <w:spacing w:after="40"/>
-      </w:pPr>
-      <w:r>
-        <w:rPr>
-          <w:b/>
-          <w:sz w:val="18"/>
-        </w:rPr>
-        <w:t xml:space="preserve">[2025 Shift] Q#2 (MCQ): </w:t>
-      </w:r>
-      <w:r>
-        <w:rPr>
-          <w:sz w:val="18"/>
-        </w:rPr>
-        <w:t xml:space="preserve">"The distance of the point P(-3,4,5) from yz plane is..."  </w:t>
-      </w:r>
-      <w:r>
-        <w:rPr>
-          <w:b/>
-          <w:color w:val="2B6CB0"/>
-          <w:sz w:val="18"/>
-        </w:rPr>
-        <w:t>[Ans: N/A]</w:t>
-      </w:r>
-    </w:p>
-    <w:p>
-      <w:pPr>
-        <w:spacing w:after="120"/>
-      </w:pPr>
-    </w:p>
-    <w:p>
-      <w:pPr>
-        <w:pStyle w:val="Heading2"/>
-      </w:pPr>
-      <w:r>
-        <w:rPr>
-          <w:color w:val="2B6CB0"/>
-          <w:sz w:val="24"/>
-        </w:rPr>
-        <w:t>3.2 Planes &amp; Line-Plane Intersections in 3D (Very High Yield — 19 PYQs)</w:t>
-      </w:r>
-    </w:p>
-    <w:p>
-      <w:r>
-        <w:rPr>
-          <w:b/>
-          <w:sz w:val="20"/>
-        </w:rPr>
-        <w:t xml:space="preserve">Core Principle: </w:t>
-      </w:r>
-      <w:r>
-        <w:rPr>
-          <w:sz w:val="20"/>
-        </w:rPr>
-        <w:t>Normal vector to a plane, perpendicular distance from point to plane, and angle between a line and plane (uses sinθ).</w:t>
-      </w:r>
-    </w:p>
-    <w:tbl>
-      <w:tblPr>
-        <w:tblW w:type="auto" w:w="0"/>
-        <w:jc w:val="center"/>
-        <w:tblLook w:firstColumn="1" w:firstRow="1" w:lastColumn="0" w:lastRow="0" w:noHBand="0" w:noVBand="1" w:val="04A0"/>
-      </w:tblPr>
-      <w:tblGrid>
-        <w:gridCol w:w="10080"/>
-      </w:tblGrid>
-      <w:tr>
-        <w:tc>
-          <w:tcPr>
-            <w:tcW w:type="dxa" w:w="10080"/>
-            <w:shd w:fill="FFF5F5"/>
-            <w:tcMar>
-              <w:top w:w="100" w:type="dxa"/>
-              <w:bottom w:w="100" w:type="dxa"/>
-              <w:left w:w="150" w:type="dxa"/>
-              <w:right w:w="150" w:type="dxa"/>
-            </w:tcMar>
-          </w:tcPr>
-          <w:p>
-            <w:r>
-              <w:rPr>
-                <w:b/>
-                <w:color w:val="C53030"/>
-                <w:sz w:val="19"/>
-              </w:rPr>
-              <w:t xml:space="preserve">⚠️ Common Trap / JEE Pitfall: </w:t>
-            </w:r>
-            <w:r>
-              <w:rPr>
-                <w:color w:val="2D3748"/>
-                <w:sz w:val="19"/>
-              </w:rPr>
-              <w:t>Angle between a LINE (vector vec(b)) and a PLANE (normal vec(n)) is computed with SINE (sinθ = \frac|vec(b) · vec(n)||vec(b)||vec(n)|), NOT cosine!</w:t>
-            </w:r>
-          </w:p>
-        </w:tc>
-      </w:tr>
-    </w:tbl>
-    <w:tbl>
-      <w:tblPr>
-        <w:tblW w:type="auto" w:w="0"/>
-        <w:jc w:val="center"/>
-        <w:tblLook w:firstColumn="1" w:firstRow="1" w:lastColumn="0" w:lastRow="0" w:noHBand="0" w:noVBand="1" w:val="04A0"/>
-      </w:tblPr>
-      <w:tblGrid>
-        <w:gridCol w:w="10080"/>
-      </w:tblGrid>
-      <w:tr>
-        <w:tc>
-          <w:tcPr>
-            <w:tcW w:type="dxa" w:w="10080"/>
-            <w:shd w:fill="F0FFF4"/>
-            <w:tcMar>
-              <w:top w:w="100" w:type="dxa"/>
-              <w:bottom w:w="100" w:type="dxa"/>
-              <w:left w:w="150" w:type="dxa"/>
-              <w:right w:w="150" w:type="dxa"/>
-            </w:tcMar>
-          </w:tcPr>
-          <w:p>
-            <w:r>
-              <w:rPr>
-                <w:b/>
-                <w:color w:val="276749"/>
-                <w:sz w:val="19"/>
-              </w:rPr>
-              <w:t xml:space="preserve">💡 Speed Hack / Trick: </w:t>
-            </w:r>
-            <w:r>
-              <w:rPr>
-                <w:color w:val="2D3748"/>
-                <w:sz w:val="19"/>
-              </w:rPr>
-              <w:t>A line is parallel to a plane if and only if it is perpendicular to the plane's normal: vec(b) · vec(n) = 0.</w:t>
-            </w:r>
-          </w:p>
-        </w:tc>
-      </w:tr>
-    </w:tbl>
-    <w:p>
-      <w:pPr>
-        <w:spacing w:before="120" w:after="40"/>
-      </w:pPr>
-      <w:r>
-        <w:rPr>
-          <w:b/>
-          <w:color w:val="1A365D"/>
-          <w:sz w:val="19"/>
-        </w:rPr>
-        <w:t>Source PYQs testing this concept:</w:t>
-      </w:r>
-    </w:p>
-    <w:p>
-      <w:pPr>
-        <w:pStyle w:val="ListBullet"/>
-        <w:spacing w:after="40"/>
-      </w:pPr>
-      <w:r>
-        <w:rPr>
-          <w:b/>
-          <w:sz w:val="18"/>
-        </w:rPr>
-        <w:t xml:space="preserve">[2026 Shift] Q#1 (MCQ): </w:t>
-      </w:r>
-      <w:r>
-        <w:rPr>
-          <w:sz w:val="18"/>
-        </w:rPr>
-        <w:t xml:space="preserve">"The three points A(2,4,3),B(4,a,9) and C(10,-1,7) form a right-angled triangle with \angleB=90° , then the value of "a" is..."  </w:t>
-      </w:r>
-      <w:r>
-        <w:rPr>
-          <w:b/>
-          <w:color w:val="2B6CB0"/>
-          <w:sz w:val="18"/>
-        </w:rPr>
-        <w:t>[Ans: B]</w:t>
-      </w:r>
-    </w:p>
-    <w:p>
-      <w:pPr>
-        <w:pStyle w:val="ListBullet"/>
-        <w:spacing w:after="40"/>
-      </w:pPr>
-      <w:r>
-        <w:rPr>
-          <w:b/>
-          <w:sz w:val="18"/>
-        </w:rPr>
-        <w:t xml:space="preserve">[2025 Shift] Q#1 (MCQ): </w:t>
-      </w:r>
-      <w:r>
-        <w:rPr>
-          <w:sz w:val="18"/>
-        </w:rPr>
-        <w:t xml:space="preserve">"The equation of the line through the point (0,1,2) and perpendicular to the line (x-1 / 2)=(y+1 / 3)=(z-1 / -2) is..."  </w:t>
-      </w:r>
-      <w:r>
-        <w:rPr>
-          <w:b/>
-          <w:color w:val="2B6CB0"/>
-          <w:sz w:val="18"/>
-        </w:rPr>
-        <w:t>[Ans: N/A]</w:t>
-      </w:r>
-    </w:p>
-    <w:p>
-      <w:pPr>
-        <w:pStyle w:val="ListBullet"/>
-        <w:spacing w:after="40"/>
-      </w:pPr>
-      <w:r>
-        <w:rPr>
-          <w:b/>
-          <w:sz w:val="18"/>
-        </w:rPr>
-        <w:t xml:space="preserve">[2024 Shift] Q#1 (MCQ): </w:t>
-      </w:r>
-      <w:r>
-        <w:rPr>
-          <w:sz w:val="18"/>
-        </w:rPr>
-        <w:t xml:space="preserve">"The sine of the angle between the straight line (x-2 / 3)=(y-3 / 4)=(4-z / -5) are the plane 2x-2y+z=5 is..."  </w:t>
       </w:r>
       <w:r>
         <w:rPr>
@@ -1069,7 +1069,7 @@
           <w:color w:val="1A365D"/>
           <w:sz w:val="22"/>
         </w:rPr>
-        <w:t>Benchmark Problem 2: KCET 2026 (Q#2)</w:t>
+        <w:t>Benchmark Problem 2: KCET 2025 (Q#1)</w:t>
       </w:r>
     </w:p>
     <w:p>
@@ -1080,7 +1080,7 @@
         <w:rPr>
           <w:sz w:val="20"/>
         </w:rPr>
-        <w:t>The measure of the angle between the lines x=k+1,y=2k-1,z=2k+3,k ∈ ℝ and (x-1 / 2)=(y-2 / 1)=(z-3 / 1) is</w:t>
+        <w:t>The equation of the line through the point (0,1,2) and perpendicular to the line (x-1 / 2)=(y+1 / 3)=(z-1 / -2) is</w:t>
       </w:r>
     </w:p>
     <w:p>
@@ -1092,21 +1092,7 @@
         <w:rPr>
           <w:sz w:val="19"/>
         </w:rPr>
-        <w:t>(A) cos^-1((2 / 3))</w:t>
-      </w:r>
-    </w:p>
-    <w:p>
-      <w:pPr>
-        <w:pStyle w:val="ListBullet"/>
-        <w:spacing w:after="20"/>
-      </w:pPr>
-      <w:r>
-        <w:rPr>
-          <w:b/>
-          <w:color w:val="276749"/>
-          <w:sz w:val="19"/>
-        </w:rPr>
-        <w:t>(B) cos^-1(√((2 / 3)))</w:t>
+        <w:t>(A) (x / 3)=(y-1 / 4)=(z-2 / -3)</w:t>
       </w:r>
     </w:p>
     <w:p>
@@ -1118,7 +1104,7 @@
         <w:rPr>
           <w:sz w:val="19"/>
         </w:rPr>
-        <w:t>(C) cos^-1(√((3 / 2)))</w:t>
+        <w:t>(B) (x / -3)=(y-1 / 4)=(z-2 / 3)</w:t>
       </w:r>
     </w:p>
     <w:p>
@@ -1130,7 +1116,19 @@
         <w:rPr>
           <w:sz w:val="19"/>
         </w:rPr>
-        <w:t>(D) cos^-1((3 / 2))</w:t>
+        <w:t>(C) (x / 3)=(y-1 / 4)=(z-2 / 3)</w:t>
+      </w:r>
+    </w:p>
+    <w:p>
+      <w:pPr>
+        <w:pStyle w:val="ListBullet"/>
+        <w:spacing w:after="20"/>
+      </w:pPr>
+      <w:r>
+        <w:rPr>
+          <w:sz w:val="19"/>
+        </w:rPr>
+        <w:t>(D) (x / 3)=(y-1 / -4)=(z-2 / 3)</w:t>
       </w:r>
     </w:p>
     <w:tbl>
@@ -1161,7 +1159,7 @@
                 <w:color w:val="1A365D"/>
                 <w:sz w:val="19"/>
               </w:rPr>
-              <w:t>Correct Answer: B</w:t>
+              <w:t>Correct Answer: None</w:t>
               <w:br/>
             </w:r>
             <w:r>
@@ -1171,7 +1169,7 @@
               </w:rPr>
               <w:t>Solution Analysis:</w:t>
               <w:br/>
-              <w:t>For the first line, x=k+1,y=2k-1,z=2k+3 The direction ratios are the coefficients of k . So, direction ratios of the first line are 1,2,2 For the second line, (x-1 / 2)=(y-2 / 1)=(z-3 / 1) The direction ratios are 2,1,1 The angle θ between two lines with direction ratios (a_(1),b_(1),c_(1)) and (a_(2),b_(2),c_(2)) is given by cosθ=\frac|a_(1)a_(2)+b_(1)b_(2)+c_(1)c_(2)|√(a_(1)^2+b_1)^2+c_(1)^2√(a_(2)^2+b_2)^2+c_(2)^2 Here, cosθ=\frac|1 · 2+2 · 1+2 · 1|√(1^2)+2^2+2^2√(2^2)+1^2+1^2 cosθ=\frac6√(9)√(6) cosθ=\frac63√(6) cosθ=\frac2√(6) cosθ=√((2 / 3)) So, θ=cos^-1(√((2 / 3))) Hence, the correct option is Option B .</w:t>
+              <w:t>The given line has direction vector v=(2,3,-2). We seek a direction d=(d_(1),d_(2),d_(3)) with v · d=2d_(1)+3d_(2)-2d_(3)=0. One convenient choice is d_(1)=-3,d_(2)=4,d_(3)=3 since 2(-3)+3(4)-2(3)=-6+12-6=0. Hence the required line through (0,1,2) is (x-0 / -3)=(y-1 / 4)=(z-2 / 3), which is Option B.</w:t>
             </w:r>
           </w:p>
         </w:tc>

--- a/dist/exports/kcet-three-dimensional-geometry_revision_notes.docx
+++ b/dist/exports/kcet-three-dimensional-geometry_revision_notes.docx
@@ -189,7 +189,7 @@
                 <w:color w:val="2D3748"/>
                 <w:sz w:val="19"/>
               </w:rPr>
-              <w:t>Planes &amp; Line-Plane Intersections in 3D</w:t>
+              <w:t>Planes in 3D &amp; Line-Plane Intersections</w:t>
             </w:r>
           </w:p>
         </w:tc>
@@ -209,7 +209,7 @@
               <w:rPr>
                 <w:sz w:val="19"/>
               </w:rPr>
-              <w:t>24 PYQs</w:t>
+              <w:t>23 PYQs</w:t>
             </w:r>
           </w:p>
         </w:tc>
@@ -230,7 +230,7 @@
                 <w:color w:val="718096"/>
                 <w:sz w:val="19"/>
               </w:rPr>
-              <w:t>3D Planes</w:t>
+              <w:t>Planes</w:t>
             </w:r>
           </w:p>
         </w:tc>
@@ -276,7 +276,7 @@
                 <w:color w:val="2D3748"/>
                 <w:sz w:val="19"/>
               </w:rPr>
-              <w:t>Direction Cosines &amp; Equations of Lines in 3D</w:t>
+              <w:t>Direction Cosines, Direction Ratios &amp; Lines in 3D</w:t>
             </w:r>
           </w:p>
         </w:tc>
@@ -296,7 +296,7 @@
               <w:rPr>
                 <w:sz w:val="19"/>
               </w:rPr>
-              <w:t>18 PYQs</w:t>
+              <w:t>19 PYQs</w:t>
             </w:r>
           </w:p>
         </w:tc>
@@ -317,7 +317,7 @@
                 <w:color w:val="718096"/>
                 <w:sz w:val="19"/>
               </w:rPr>
-              <w:t>3D Lines</w:t>
+              <w:t>3D Geometry</w:t>
             </w:r>
           </w:p>
         </w:tc>
@@ -417,7 +417,7 @@
                 <w:color w:val="1A365D"/>
                 <w:sz w:val="19"/>
               </w:rPr>
-              <w:t>Planes &amp; Line-Plane Intersections in 3D</w:t>
+              <w:t>Planes in 3D &amp; Line-Plane Intersections</w:t>
             </w:r>
           </w:p>
         </w:tc>
@@ -439,7 +439,7 @@
                 <w:color w:val="2D3748"/>
                 <w:sz w:val="19"/>
               </w:rPr>
-              <w:t>a(x - x_1) + b(y - y_1) + c(z - z_1) = 0, \quad d = \frac{|ax_1 + by_1 + cz_1 + d|}{\sqrt{a^2 + b^2 + c^2}}, \quad \sin\theta = \frac{|\vec{b} \cdot \vec{n}|}{|\vec{b}||\vec{n}|}</w:t>
+              <w:t>d = \frac{|ax_1 + by_1 + cz_1 + d|}{\sqrt{a^2+b^2+c^2}}, \quad \text{Line } \\parallel \text{ Plane} \iff \vec{b} \cdot \vec{n} = 0, \quad \text{Line } \perp \text{ Plane} \iff \vec{b} \parallel \vec{n}</w:t>
             </w:r>
           </w:p>
         </w:tc>
@@ -463,7 +463,7 @@
                 <w:color w:val="1A365D"/>
                 <w:sz w:val="19"/>
               </w:rPr>
-              <w:t>Direction Cosines &amp; Equations of Lines in 3D</w:t>
+              <w:t>Direction Cosines, Direction Ratios &amp; Lines in 3D</w:t>
             </w:r>
           </w:p>
         </w:tc>
@@ -485,7 +485,7 @@
                 <w:color w:val="2D3748"/>
                 <w:sz w:val="19"/>
               </w:rPr>
-              <w:t>l^2 + m^2 + n^2 = 1, \quad \frac{x - x_1}{a} = \frac{y - y_1}{b} = \frac{z - z_1}{c}, \quad d_{\text{skew}} = \frac{|(\vec{a}_2 - \vec{a}_1) \cdot (\vec{b}_1 \times \vec{b}_2)|}{|\vec{b}_1 \times \vec{b}_2|}</w:t>
+              <w:t>l^2 + m^2 + n^2 = 1, \quad a_1 a_2 + b_1 b_2 + c_1 c_2 = 0 \iff L_1 \perp L_2, \quad d_{\text{skew}} = \frac{|(\vec{a}_2-\vec{a}_1) \cdot (\vec{b}_1 \times \vec{b}_2)|}{|\vec{b}_1 \times \vec{b}_2|}</w:t>
             </w:r>
           </w:p>
         </w:tc>
@@ -517,7 +517,7 @@
           <w:color w:val="2B6CB0"/>
           <w:sz w:val="24"/>
         </w:rPr>
-        <w:t>3.1 Planes &amp; Line-Plane Intersections in 3D (Very High Yield — 24 PYQs)</w:t>
+        <w:t>3.1 Planes in 3D &amp; Line-Plane Intersections (Very High Yield — 23 PYQs)</w:t>
       </w:r>
     </w:p>
     <w:p>
@@ -532,7 +532,7 @@
         <w:rPr>
           <w:sz w:val="20"/>
         </w:rPr>
-        <w:t>Normal vector to a plane, perpendicular distance from point to plane, and angle between a line and plane (uses sinθ).</w:t>
+        <w:t>General equation of plane: ax + by + cz + d = 0 where (a, b, c) are direction ratios of normal to plane. Perpendicular distance of point (x_1, y_1, z_1) from plane: d = \frac|a x_1 + b y_1 + c z_1 + d|√(a^2+b^2+c^2). Angle θ between line with direction vec(b) and plane with normal vec(n): sinθ = \frac|vec(b) · vec(n)||vec(b)||vec(n)|.</w:t>
       </w:r>
     </w:p>
     <w:tbl>
@@ -570,7 +570,7 @@
                 <w:color w:val="2D3748"/>
                 <w:sz w:val="19"/>
               </w:rPr>
-              <w:t>Angle between a LINE (vector vec(b)) and a PLANE (normal vec(n)) is computed with SINE (sinθ = \frac|vec(b) · vec(n)||vec(b)||vec(n)|), NOT cosine!</w:t>
+              <w:t>Angle between LINE and PLANE uses SINE (sinθ = \fracvec(b) · vec(n)|vec(b)||vec(n)|), NOT cosine, because the angle is measured from the plane surface, not the normal!</w:t>
             </w:r>
           </w:p>
         </w:tc>
@@ -611,7 +611,7 @@
                 <w:color w:val="2D3748"/>
                 <w:sz w:val="19"/>
               </w:rPr>
-              <w:t>A line is parallel to a plane if and only if it is perpendicular to the plane's normal: vec(b) · vec(n) = 0.</w:t>
+              <w:t>Two parallel planes ax + by + cz + d_1 = 0 and ax + by + cz + d_2 = 0 have perpendicular distance d = \frac|d_1 - d_2|√(a^2+b^2+c^2).</w:t>
             </w:r>
           </w:p>
         </w:tc>
@@ -725,7 +725,7 @@
           <w:color w:val="2B6CB0"/>
           <w:sz w:val="24"/>
         </w:rPr>
-        <w:t>3.2 Direction Cosines &amp; Equations of Lines in 3D (Very High Yield — 18 PYQs)</w:t>
+        <w:t>3.2 Direction Cosines, Direction Ratios &amp; Lines in 3D (Very High Yield — 19 PYQs)</w:t>
       </w:r>
     </w:p>
     <w:p>
@@ -740,7 +740,7 @@
         <w:rPr>
           <w:sz w:val="20"/>
         </w:rPr>
-        <w:t>Direction cosines (l, m, n), line passing through two points, and shortest distance formula between skew lines.</w:t>
+        <w:t>Direction cosines (l, m, n): cos^2α + cos^2β + cos^2γ = 1 and sin^2α + sin^2β + sin^2γ = 2. Two lines with direction ratios (a_1, b_1, c_1) and (a_2, b_2, c_2) are perpendicular if a_1 a_2 + b_1 b_2 + c_1 c_2 = 0; parallel if (a_1 / a_2) = (b_1 / b_2) = (c_1 / c_2). Shortest distance between skew lines vec(r) = vec(a)_1 + \lambdavec(b)_1 and vec(r) = vec(a)_2 + \muvec(b)_2: d = \frac|(vec(a)_2 - vec(a)_1) · (vec(b)_1 × vec(b)_2)||vec(b)_1 × vec(b)_2|.</w:t>
       </w:r>
     </w:p>
     <w:tbl>
@@ -778,7 +778,7 @@
                 <w:color w:val="2D3748"/>
                 <w:sz w:val="19"/>
               </w:rPr>
-              <w:t>Direction ratios (a, b, c) can be any proportional numbers, but direction cosines (l, m, n) MUST satisfy l^2 + m^2 + n^2 = 1.</w:t>
+              <w:t>Direction cosines must satisfy l^2 + m^2 + n^2 = 1, whereas direction ratios (a, b, c) can be any proportional numbers (l = \fraca√(a^2+b^2+c^2)).</w:t>
             </w:r>
           </w:p>
         </w:tc>
@@ -819,7 +819,7 @@
                 <w:color w:val="2D3748"/>
                 <w:sz w:val="19"/>
               </w:rPr>
-              <w:t>Two lines in 3D intersect (are coplanar) if and only if the shortest distance between them is ZERO: (vec(a)_2 - vec(a)_1) · (vec(b)_1 × vec(b)_2) = 0.</w:t>
+              <w:t>Lines intersect if and only if the shortest distance between them is zero: (vec(a)_2 - vec(a)_1) · (vec(b)_1 × vec(b)_2) = 0.</w:t>
             </w:r>
           </w:p>
         </w:tc>
